--- a/docs/gerado/IARA-OS-Documentacao.docx
+++ b/docs/gerado/IARA-OS-Documentacao.docx
@@ -15,7 +15,7 @@
         <w:pStyle w:val="Subtitulo"/>
       </w:pPr>
       <w:r>
-        <w:t xml:space="preserve">Atos Log · commit 6f86600</w:t>
+        <w:t xml:space="preserve">Atos Log · commit 57a8cb6</w:t>
       </w:r>
     </w:p>
     <w:p>
@@ -27454,6 +27454,44 @@
                 <w:shd w:val="clear" w:fill="F1F1EF"/>
               </w:rPr>
               <w:t xml:space="preserve">node --import tsx testes/invariancia/executar.ts</w:t>
+            </w:r>
+          </w:p>
+        </w:tc>
+      </w:tr>
+      <w:tr>
+        <w:tc>
+          <w:tcPr>
+            <w:tcW w:w="4535" w:type="dxa"/>
+          </w:tcPr>
+          <w:p>
+            <w:pPr>
+              <w:pStyle w:val="Celula"/>
+            </w:pPr>
+            <w:r>
+              <w:rPr>
+                <w:rFonts w:ascii="Consolas" w:hAnsi="Consolas"/>
+                <w:sz w:val="19"/>
+                <w:shd w:val="clear" w:fill="F1F1EF"/>
+              </w:rPr>
+              <w:t xml:space="preserve">npm run operacional</w:t>
+            </w:r>
+          </w:p>
+        </w:tc>
+        <w:tc>
+          <w:tcPr>
+            <w:tcW w:w="4535" w:type="dxa"/>
+          </w:tcPr>
+          <w:p>
+            <w:pPr>
+              <w:pStyle w:val="Celula"/>
+            </w:pPr>
+            <w:r>
+              <w:rPr>
+                <w:rFonts w:ascii="Consolas" w:hAnsi="Consolas"/>
+                <w:sz w:val="19"/>
+                <w:shd w:val="clear" w:fill="F1F1EF"/>
+              </w:rPr>
+              <w:t xml:space="preserve">node --import tsx testes/operacional/executar.ts</w:t>
             </w:r>
           </w:p>
         </w:tc>
